--- a/docs/Data_Dungeon_Chapter_3_The_Shifting_Procession.docx
+++ b/docs/Data_Dungeon_Chapter_3_The_Shifting_Procession.docx
@@ -83,7 +83,7 @@
         <w:rPr>
           <w:sz w:val="18"/>
         </w:rPr>
-        <w:t>ChatGPT assisted with drafting, instructional design, and code. Decorative artwork was generated with OpenAI image generation. Format reference: Michael Penta’s supplied Python companion chapter. Publication licensing remains to be finalized.</w:t>
+        <w:t>AI-created, human-prompted, human-edited, and human-verified using ChatGPT (OpenAI). Artwork: OpenAI image generation. Original contributions: CC0 1.0. See Publication License and AI Disclosure at the end.</w:t>
       </w:r>
     </w:p>
     <w:p>
@@ -2771,6 +2771,73 @@
         <w:t xml:space="preserve">    }</w:t>
         <w:br/>
         <w:t>}</w:t>
+      </w:r>
+    </w:p>
+    <w:p>
+      <w:r>
+        <w:br w:type="page"/>
+      </w:r>
+    </w:p>
+    <w:p>
+      <w:pPr>
+        <w:pStyle w:val="Heading1"/>
+      </w:pPr>
+      <w:r>
+        <w:t>Publication License and AI Disclosure</w:t>
+      </w:r>
+    </w:p>
+    <w:p>
+      <w:pPr>
+        <w:pStyle w:val="Heading2"/>
+      </w:pPr>
+      <w:r>
+        <w:t>Open Reuse</w:t>
+      </w:r>
+    </w:p>
+    <w:p>
+      <w:r>
+        <w:t>To the extent the project rights holders own copyright or related rights, they dedicate the original contributions to Data Dungeon: The Linked Labyrinth to the public domain under CC0 1.0 Universal. This includes original teaching materials, Java code, verification code, and project artwork. You may copy, modify, redistribute, and use these contributions commercially. Attribution is appreciated but is not required for these CC0 contributions.</w:t>
+      </w:r>
+    </w:p>
+    <w:p>
+      <w:r>
+        <w:t>CC0 1.0 Universal: https://creativecommons.org/publicdomain/zero/1.0/</w:t>
+      </w:r>
+    </w:p>
+    <w:p>
+      <w:pPr>
+        <w:pStyle w:val="Heading2"/>
+      </w:pPr>
+      <w:r>
+        <w:t>Source Attribution and Exceptions</w:t>
+      </w:r>
+    </w:p>
+    <w:p>
+      <w:r>
+        <w:t>Pat Morin, Open Data Structures, Java edition: https://opendatastructures.org/ods-java/. The textbook and its accompanying source code are released under Creative Commons Attribution 2.5 Canada: https://creativecommons.org/licenses/by/2.5/ca/. Any reproduced or adapted Morin material retains that license and attribution requirement; this project’s CC0 dedication does not waive his rights. The companion adds a dungeon setting, focused workshops, renamed and simplified implementations, tests, instructor guidance, and AI learning activities. No endorsement by Pat Morin is implied.</w:t>
+      </w:r>
+    </w:p>
+    <w:p>
+      <w:r>
+        <w:t>Format inspiration: Michael Penta, Companion Materials for OpenStax: Introduction to Python Programming, Chapter 5 (2025), supplied under CC0 1.0. Other third-party material retains its applicable terms. CC0 applies only to rights held by the project rights holders and does not assert that AI-generated material is copyrightable.</w:t>
+      </w:r>
+    </w:p>
+    <w:p>
+      <w:pPr>
+        <w:pStyle w:val="Heading2"/>
+      </w:pPr>
+      <w:r>
+        <w:t>AI Disclosure</w:t>
+      </w:r>
+    </w:p>
+    <w:p>
+      <w:r>
+        <w:t>This work was AI-created, human-prompted, human-edited, and human-verified. Text, instructional activities, and code were generated using ChatGPT (OpenAI). Decorative artwork was generated using OpenAI image generation.</w:t>
+      </w:r>
+    </w:p>
+    <w:p>
+      <w:r>
+        <w:t>AI tool citation: OpenAI. (2026). ChatGPT [large language model]. https://chatgpt.com/. Exact model-version identifiers were not recorded. Human prompting, editing, and verification do not imply that the work is error-free or that classroom trials have been completed.</w:t>
       </w:r>
     </w:p>
     <w:sectPr>

--- a/docs/Data_Dungeon_Chapter_3_The_Shifting_Procession.docx
+++ b/docs/Data_Dungeon_Chapter_3_The_Shifting_Procession.docx
@@ -2321,7 +2321,7 @@
     </w:p>
     <w:p>
       <w:r>
-        <w:t>The console trims command input, so direct method calls are needed for null and whitespace-only arguments. In a temporary Check.java main method, create new EncounterList(), call insertBefore(null), insertBefore("   "), and removeSelected(), and print their results plus size. Expect false, false, null, and 0. Insert the same name twice, then remove both; size must pass through 2, 1, and 0. Do not submit Check.java as a replacement for either supplied file.</w:t>
+        <w:t>The console trims command input, so direct method calls are needed for null and whitespace-only arguments. In a temporary Check.java main method, create new EncounterList(), call insertBefore(null), insertBefore("   "), and removeSelected(), and print their results plus size. Expect false, false, null, and 0. Insert the same name twice, then remove both; size must pass through 2, 1, and 0. Use Check.java alongside the supplied files.</w:t>
       </w:r>
     </w:p>
     <w:p>
@@ -2329,12 +2329,12 @@
         <w:pStyle w:val="Heading2"/>
       </w:pPr>
       <w:r>
-        <w:t>Submit</w:t>
-      </w:r>
-    </w:p>
-    <w:p>
-      <w:r>
-        <w:t>Submit the two Java files, your required-trace transcript, reference diagrams or tables before and after inserting healer and removing ogre, the additional edge-case results, a short complexity comparison, and the AI review described next. Clearly identify which two method bodies you changed.</w:t>
+        <w:t>Reflection</w:t>
+      </w:r>
+    </w:p>
+    <w:p>
+      <w:r>
+        <w:t>Explain the reference changes when inserting healer and removing ogre. Compare the cost of changing links at a known position with the cost of searching for that position.</w:t>
       </w:r>
     </w:p>
     <w:p>
@@ -2438,7 +2438,7 @@
     </w:p>
     <w:p>
       <w:r>
-        <w:t>Submit the prompt, a short relevant excerpt or screenshot, one checked claim, and any correction supported by your trace or execution. If no correction is needed, explain which two checks established that. Do not submit an unexamined AI-generated solution.</w:t>
+        <w:t>Check a claim from the AI explanation against your trace or execution and correct any error you find. If no correction is needed, explain how your checks support the claim.</w:t>
       </w:r>
     </w:p>
     <w:p>

--- a/docs/Data_Dungeon_Chapter_3_The_Shifting_Procession.docx
+++ b/docs/Data_Dungeon_Chapter_3_The_Shifting_Procession.docx
@@ -2814,7 +2814,7 @@
     </w:p>
     <w:p>
       <w:r>
-        <w:t>Pat Morin, Open Data Structures, Java edition: https://opendatastructures.org/ods-java/. The textbook and its accompanying source code are released under Creative Commons Attribution 2.5 Canada: https://creativecommons.org/licenses/by/2.5/ca/. Any reproduced or adapted Morin material retains that license and attribution requirement; this project’s CC0 dedication does not waive his rights. The companion adds a dungeon setting, focused workshops, renamed and simplified implementations, tests, instructor guidance, and AI learning activities. No endorsement by Pat Morin is implied.</w:t>
+        <w:t>Pat Morin, Open Data Structures (Java edition 0.1G): https://opendatastructures.org/ods-java/. The textbook and source code are licensed under CC BY 2.5 Canada: https://creativecommons.org/licenses/by/2.5/ca/. This companion adapts selected topics for dungeon workshops with renamed and simplified structures, new contracts, tests, and AI learning activities. Morin material retains its license, attribution, copyright notices, and warranty disclaimers; CC0 covers only original project contributions. Keep this credit and the license link with redistributed adaptations, including extracted code. No endorsement by Pat Morin is implied.</w:t>
       </w:r>
     </w:p>
     <w:p>
